--- a/LiliCorpus_更新维护日志.docx
+++ b/LiliCorpus_更新维护日志.docx
@@ -3055,6 +3055,106 @@
         <w:t>本文档由 LiliCorpus 维护记录整理，更新日期 2026-07-10</w:t>
       </w:r>
     </w:p>
+    <w:p>
+      <w:pPr>
+        <w:pStyle w:val="Heading2"/>
+      </w:pPr>
+      <w:r>
+        <w:rPr>
+          <w:color w:val="1A4FC4"/>
+          <w:sz w:val="26"/>
+        </w:rPr>
+        <w:t>2026-07-16  モンスター娘TD スクレイパー改修 &amp; UI修正</w:t>
+      </w:r>
+    </w:p>
+    <w:p>
+      <w:pPr>
+        <w:pStyle w:val="ListBullet"/>
+      </w:pPr>
+      <w:r>
+        <w:rPr>
+          <w:sz w:val="22"/>
+        </w:rPr>
+        <w:t>parseWikiruSkillPage：EXスキル/専用スキル見出し検出→直後テーブルからスキル名+効果を抽出（extractWikiruExSkill ヘルパー追加）</w:t>
+      </w:r>
+    </w:p>
+    <w:p>
+      <w:pPr>
+        <w:pStyle w:val="ListBullet"/>
+      </w:pPr>
+      <w:r>
+        <w:rPr>
+          <w:sz w:val="22"/>
+        </w:rPr>
+        <w:t>parseWikiruListPage：TABLE形式パーシングを常時実行（h3+pre と共存するページも両取得）；名称+効果列テーブル対応</w:t>
+      </w:r>
+    </w:p>
+    <w:p>
+      <w:pPr>
+        <w:pStyle w:val="ListBullet"/>
+      </w:pPr>
+      <w:r>
+        <w:rPr>
+          <w:sz w:val="22"/>
+        </w:rPr>
+        <w:t>detectWikiruSkillList：ルート名前空間のキャラページリンクも検出対象に拡張</w:t>
+      </w:r>
+    </w:p>
+    <w:p>
+      <w:pPr>
+        <w:pStyle w:val="ListBullet"/>
+      </w:pPr>
+      <w:r>
+        <w:rPr>
+          <w:sz w:val="22"/>
+        </w:rPr>
+        <w:t>一覧ページとサブページバッチを同時実行（EXスキルはキャラサブページにある場合に対応）</w:t>
+      </w:r>
+    </w:p>
+    <w:p>
+      <w:pPr>
+        <w:pStyle w:val="ListBullet"/>
+      </w:pPr>
+      <w:r>
+        <w:rPr>
+          <w:sz w:val="22"/>
+        </w:rPr>
+        <w:t>TABLE抽出時の【XX】カテゴリプレフィックス除去（【ウォ】爆食爆漢の討伐証→爆食爆漢の討伐証）</w:t>
+      </w:r>
+    </w:p>
+    <w:p>
+      <w:pPr>
+        <w:pStyle w:val="ListBullet"/>
+      </w:pPr>
+      <w:r>
+        <w:rPr>
+          <w:sz w:val="22"/>
+        </w:rPr>
+        <w:t>pre ブロックの JS コード混入フィルタ追加（window./functionで始まる行を除外）</w:t>
+      </w:r>
+    </w:p>
+    <w:p>
+      <w:pPr>
+        <w:pStyle w:val="ListBullet"/>
+      </w:pPr>
+      <w:r>
+        <w:rPr>
+          <w:sz w:val="22"/>
+        </w:rPr>
+        <w:t>JSONL クリーンアップ：二重括弧エントリ 27件 + JS混入エントリ 16件 削除</w:t>
+      </w:r>
+    </w:p>
+    <w:p>
+      <w:pPr>
+        <w:pStyle w:val="ListBullet"/>
+      </w:pPr>
+      <w:r>
+        <w:rPr>
+          <w:sz w:val="22"/>
+        </w:rPr>
+        <w:t>ゲームフィルターボタン選択時の視認性改善：濃青(#1a4fc4)+bold；検索+選択同時時の白地白文字バグ修正（.active.has-kw-match 明示ルール追加）</w:t>
+      </w:r>
+    </w:p>
     <w:sectPr>
       <w:pgSz w:w="11906" w:h="16838"/>
       <w:pgMar w:top="1247" w:right="1417" w:bottom="1247" w:left="1417" w:header="720" w:footer="720" w:gutter="0"/>

--- a/LiliCorpus_更新维护日志.docx
+++ b/LiliCorpus_更新维护日志.docx
@@ -3055,106 +3055,6 @@
         <w:t>本文档由 LiliCorpus 维护记录整理，更新日期 2026-07-10</w:t>
       </w:r>
     </w:p>
-    <w:p>
-      <w:pPr>
-        <w:pStyle w:val="Heading2"/>
-      </w:pPr>
-      <w:r>
-        <w:rPr>
-          <w:color w:val="1A4FC4"/>
-          <w:sz w:val="26"/>
-        </w:rPr>
-        <w:t>2026-07-16  モンスター娘TD スクレイパー改修 &amp; UI修正</w:t>
-      </w:r>
-    </w:p>
-    <w:p>
-      <w:pPr>
-        <w:pStyle w:val="ListBullet"/>
-      </w:pPr>
-      <w:r>
-        <w:rPr>
-          <w:sz w:val="22"/>
-        </w:rPr>
-        <w:t>parseWikiruSkillPage：EXスキル/専用スキル見出し検出→直後テーブルからスキル名+効果を抽出（extractWikiruExSkill ヘルパー追加）</w:t>
-      </w:r>
-    </w:p>
-    <w:p>
-      <w:pPr>
-        <w:pStyle w:val="ListBullet"/>
-      </w:pPr>
-      <w:r>
-        <w:rPr>
-          <w:sz w:val="22"/>
-        </w:rPr>
-        <w:t>parseWikiruListPage：TABLE形式パーシングを常時実行（h3+pre と共存するページも両取得）；名称+効果列テーブル対応</w:t>
-      </w:r>
-    </w:p>
-    <w:p>
-      <w:pPr>
-        <w:pStyle w:val="ListBullet"/>
-      </w:pPr>
-      <w:r>
-        <w:rPr>
-          <w:sz w:val="22"/>
-        </w:rPr>
-        <w:t>detectWikiruSkillList：ルート名前空間のキャラページリンクも検出対象に拡張</w:t>
-      </w:r>
-    </w:p>
-    <w:p>
-      <w:pPr>
-        <w:pStyle w:val="ListBullet"/>
-      </w:pPr>
-      <w:r>
-        <w:rPr>
-          <w:sz w:val="22"/>
-        </w:rPr>
-        <w:t>一覧ページとサブページバッチを同時実行（EXスキルはキャラサブページにある場合に対応）</w:t>
-      </w:r>
-    </w:p>
-    <w:p>
-      <w:pPr>
-        <w:pStyle w:val="ListBullet"/>
-      </w:pPr>
-      <w:r>
-        <w:rPr>
-          <w:sz w:val="22"/>
-        </w:rPr>
-        <w:t>TABLE抽出時の【XX】カテゴリプレフィックス除去（【ウォ】爆食爆漢の討伐証→爆食爆漢の討伐証）</w:t>
-      </w:r>
-    </w:p>
-    <w:p>
-      <w:pPr>
-        <w:pStyle w:val="ListBullet"/>
-      </w:pPr>
-      <w:r>
-        <w:rPr>
-          <w:sz w:val="22"/>
-        </w:rPr>
-        <w:t>pre ブロックの JS コード混入フィルタ追加（window./functionで始まる行を除外）</w:t>
-      </w:r>
-    </w:p>
-    <w:p>
-      <w:pPr>
-        <w:pStyle w:val="ListBullet"/>
-      </w:pPr>
-      <w:r>
-        <w:rPr>
-          <w:sz w:val="22"/>
-        </w:rPr>
-        <w:t>JSONL クリーンアップ：二重括弧エントリ 27件 + JS混入エントリ 16件 削除</w:t>
-      </w:r>
-    </w:p>
-    <w:p>
-      <w:pPr>
-        <w:pStyle w:val="ListBullet"/>
-      </w:pPr>
-      <w:r>
-        <w:rPr>
-          <w:sz w:val="22"/>
-        </w:rPr>
-        <w:t>ゲームフィルターボタン選択時の視認性改善：濃青(#1a4fc4)+bold；検索+選択同時時の白地白文字バグ修正（.active.has-kw-match 明示ルール追加）</w:t>
-      </w:r>
-    </w:p>
     <w:sectPr>
       <w:pgSz w:w="11906" w:h="16838"/>
       <w:pgMar w:top="1247" w:right="1417" w:bottom="1247" w:left="1417" w:header="720" w:footer="720" w:gutter="0"/>
